--- a/Class 10/Answer Questions in QBASIC.docx
+++ b/Class 10/Answer Questions in QBASIC.docx
@@ -1,6 +1,6 @@
 
 <file path=word/document.xml><?xml version="1.0" encoding="utf-8"?>
-<w:document xmlns:wpc="http://schemas.microsoft.com/office/word/2010/wordprocessingCanvas" xmlns:cx="http://schemas.microsoft.com/office/drawing/2014/chartex" xmlns:cx1="http://schemas.microsoft.com/office/drawing/2015/9/8/chartex" xmlns:cx2="http://schemas.microsoft.com/office/drawing/2015/10/21/chartex" xmlns:cx3="http://schemas.microsoft.com/office/drawing/2016/5/9/chartex" xmlns:cx4="http://schemas.microsoft.com/office/drawing/2016/5/10/chartex" xmlns:cx5="http://schemas.microsoft.com/office/drawing/2016/5/11/chartex" xmlns:cx6="http://schemas.microsoft.com/office/drawing/2016/5/12/chartex" xmlns:cx7="http://schemas.microsoft.com/office/drawing/2016/5/13/chartex" xmlns:cx8="http://schemas.microsoft.com/office/drawing/2016/5/14/chartex" xmlns:mc="http://schemas.openxmlformats.org/markup-compatibility/2006" xmlns:aink="http://schemas.microsoft.com/office/drawing/2016/ink" xmlns:am3d="http://schemas.microsoft.com/office/drawing/2017/model3d" xmlns:o="urn:schemas-microsoft-com:office:office" xmlns:oel="http://schemas.microsoft.com/office/2019/extlst" xmlns:r="http://schemas.openxmlformats.org/officeDocument/2006/relationships" xmlns:m="http://schemas.openxmlformats.org/officeDocument/2006/math" xmlns:v="urn:schemas-microsoft-com:vml" xmlns:wp14="http://schemas.microsoft.com/office/word/2010/wordprocessingDrawing" xmlns:wp="http://schemas.openxmlformats.org/drawingml/2006/wordprocessingDrawing" xmlns:w10="urn:schemas-microsoft-com:office:word" xmlns:w="http://schemas.openxmlformats.org/wordprocessingml/2006/main" xmlns:w14="http://schemas.microsoft.com/office/word/2010/wordml" xmlns:w15="http://schemas.microsoft.com/office/word/2012/wordml" xmlns:w16cex="http://schemas.microsoft.com/office/word/2018/wordml/cex" xmlns:w16cid="http://schemas.microsoft.com/office/word/2016/wordml/cid" xmlns:w16="http://schemas.microsoft.com/office/word/2018/wordml" xmlns:w16sdtdh="http://schemas.microsoft.com/office/word/2020/wordml/sdtdatahash" xmlns:w16se="http://schemas.microsoft.com/office/word/2015/wordml/symex" xmlns:wpg="http://schemas.microsoft.com/office/word/2010/wordprocessingGroup" xmlns:wpi="http://schemas.microsoft.com/office/word/2010/wordprocessingInk" xmlns:wne="http://schemas.microsoft.com/office/word/2006/wordml" xmlns:wps="http://schemas.microsoft.com/office/word/2010/wordprocessingShape" mc:Ignorable="w14 w15 w16se w16cid w16 w16cex w16sdtdh wp14">
+<w:document xmlns:wpc="http://schemas.microsoft.com/office/word/2010/wordprocessingCanvas" xmlns:cx="http://schemas.microsoft.com/office/drawing/2014/chartex" xmlns:cx1="http://schemas.microsoft.com/office/drawing/2015/9/8/chartex" xmlns:cx2="http://schemas.microsoft.com/office/drawing/2015/10/21/chartex" xmlns:cx3="http://schemas.microsoft.com/office/drawing/2016/5/9/chartex" xmlns:cx4="http://schemas.microsoft.com/office/drawing/2016/5/10/chartex" xmlns:cx5="http://schemas.microsoft.com/office/drawing/2016/5/11/chartex" xmlns:cx6="http://schemas.microsoft.com/office/drawing/2016/5/12/chartex" xmlns:cx7="http://schemas.microsoft.com/office/drawing/2016/5/13/chartex" xmlns:cx8="http://schemas.microsoft.com/office/drawing/2016/5/14/chartex" xmlns:mc="http://schemas.openxmlformats.org/markup-compatibility/2006" xmlns:aink="http://schemas.microsoft.com/office/drawing/2016/ink" xmlns:am3d="http://schemas.microsoft.com/office/drawing/2017/model3d" xmlns:o="urn:schemas-microsoft-com:office:office" xmlns:oel="http://schemas.microsoft.com/office/2019/extlst" xmlns:r="http://schemas.openxmlformats.org/officeDocument/2006/relationships" xmlns:m="http://schemas.openxmlformats.org/officeDocument/2006/math" xmlns:v="urn:schemas-microsoft-com:vml" xmlns:wp14="http://schemas.microsoft.com/office/word/2010/wordprocessingDrawing" xmlns:wp="http://schemas.openxmlformats.org/drawingml/2006/wordprocessingDrawing" xmlns:w10="urn:schemas-microsoft-com:office:word" xmlns:w="http://schemas.openxmlformats.org/wordprocessingml/2006/main" xmlns:w14="http://schemas.microsoft.com/office/word/2010/wordml" xmlns:w15="http://schemas.microsoft.com/office/word/2012/wordml" xmlns:w16cex="http://schemas.microsoft.com/office/word/2018/wordml/cex" xmlns:w16cid="http://schemas.microsoft.com/office/word/2016/wordml/cid" xmlns:w16="http://schemas.microsoft.com/office/word/2018/wordml" xmlns:w16du="http://schemas.microsoft.com/office/word/2023/wordml/word16du" xmlns:w16sdtdh="http://schemas.microsoft.com/office/word/2020/wordml/sdtdatahash" xmlns:w16sdtfl="http://schemas.microsoft.com/office/word/2024/wordml/sdtformatlock" xmlns:w16se="http://schemas.microsoft.com/office/word/2015/wordml/symex" xmlns:wpg="http://schemas.microsoft.com/office/word/2010/wordprocessingGroup" xmlns:wpi="http://schemas.microsoft.com/office/word/2010/wordprocessingInk" xmlns:wne="http://schemas.microsoft.com/office/word/2006/wordml" xmlns:wps="http://schemas.microsoft.com/office/word/2010/wordprocessingShape" mc:Ignorable="w14 w15 w16se w16cid w16 w16cex w16sdtdh w16sdtfl w16du wp14">
   <w:body>
     <w:p>
       <w:pPr>
@@ -202,6 +202,182 @@
       <w:r>
         <w:rPr>
           <w:rFonts w:ascii="Times New Roman" w:hAnsi="Times New Roman" w:cs="Times New Roman"/>
+          <w:noProof/>
+          <w:sz w:val="32"/>
+          <w:szCs w:val="32"/>
+        </w:rPr>
+        <mc:AlternateContent>
+          <mc:Choice Requires="wps">
+            <w:drawing>
+              <wp:anchor distT="45720" distB="45720" distL="114300" distR="114300" simplePos="0" relativeHeight="251659264" behindDoc="0" locked="0" layoutInCell="1" allowOverlap="1" wp14:anchorId="07A4E72C" wp14:editId="408503B6">
+                <wp:simplePos x="0" y="0"/>
+                <wp:positionH relativeFrom="column">
+                  <wp:posOffset>2575560</wp:posOffset>
+                </wp:positionH>
+                <wp:positionV relativeFrom="paragraph">
+                  <wp:posOffset>152400</wp:posOffset>
+                </wp:positionV>
+                <wp:extent cx="2407920" cy="1404620"/>
+                <wp:effectExtent l="19050" t="685800" r="11430" b="678180"/>
+                <wp:wrapNone/>
+                <wp:docPr id="217" name="Text Box 2"/>
+                <wp:cNvGraphicFramePr>
+                  <a:graphicFrameLocks xmlns:a="http://schemas.openxmlformats.org/drawingml/2006/main"/>
+                </wp:cNvGraphicFramePr>
+                <a:graphic xmlns:a="http://schemas.openxmlformats.org/drawingml/2006/main">
+                  <a:graphicData uri="http://schemas.microsoft.com/office/word/2010/wordprocessingShape">
+                    <wps:wsp>
+                      <wps:cNvSpPr txBox="1">
+                        <a:spLocks noChangeArrowheads="1"/>
+                      </wps:cNvSpPr>
+                      <wps:spPr bwMode="auto">
+                        <a:xfrm rot="19321557">
+                          <a:off x="0" y="0"/>
+                          <a:ext cx="2407920" cy="1404620"/>
+                        </a:xfrm>
+                        <a:prstGeom prst="rect">
+                          <a:avLst/>
+                        </a:prstGeom>
+                        <a:noFill/>
+                        <a:ln w="9525">
+                          <a:solidFill>
+                            <a:schemeClr val="tx1"/>
+                          </a:solidFill>
+                          <a:miter lim="800000"/>
+                          <a:headEnd/>
+                          <a:tailEnd/>
+                        </a:ln>
+                      </wps:spPr>
+                      <wps:txbx>
+                        <w:txbxContent>
+                          <w:p>
+                            <w:pPr>
+                              <w:rPr>
+                                <w:rFonts w:ascii="Times New Roman" w:hAnsi="Times New Roman" w:cs="Times New Roman"/>
+                                <w:b/>
+                                <w:bCs/>
+                                <w:color w:val="C00000"/>
+                                <w:sz w:val="32"/>
+                                <w:szCs w:val="32"/>
+                              </w:rPr>
+                            </w:pPr>
+                            <w:r>
+                              <w:rPr>
+                                <w:rFonts w:ascii="Times New Roman" w:hAnsi="Times New Roman" w:cs="Times New Roman"/>
+                                <w:b/>
+                                <w:bCs/>
+                                <w:color w:val="C00000"/>
+                                <w:sz w:val="32"/>
+                                <w:szCs w:val="32"/>
+                              </w:rPr>
+                              <w:t>SEE Computer Science</w:t>
+                            </w:r>
+                          </w:p>
+                          <w:p>
+                            <w:pPr>
+                              <w:rPr>
+                                <w:rFonts w:ascii="Times New Roman" w:hAnsi="Times New Roman" w:cs="Times New Roman"/>
+                                <w:b/>
+                                <w:bCs/>
+                                <w:color w:val="C00000"/>
+                                <w:sz w:val="32"/>
+                                <w:szCs w:val="32"/>
+                              </w:rPr>
+                            </w:pPr>
+                            <w:r>
+                              <w:rPr>
+                                <w:rFonts w:ascii="Times New Roman" w:hAnsi="Times New Roman" w:cs="Times New Roman"/>
+                                <w:b/>
+                                <w:bCs/>
+                                <w:color w:val="C00000"/>
+                                <w:sz w:val="32"/>
+                                <w:szCs w:val="32"/>
+                              </w:rPr>
+                              <w:t>YouTube: Bishal Rijal</w:t>
+                            </w:r>
+                          </w:p>
+                        </w:txbxContent>
+                      </wps:txbx>
+                      <wps:bodyPr rot="0" vert="horz" wrap="square" lIns="91440" tIns="45720" rIns="91440" bIns="45720" anchor="t" anchorCtr="0">
+                        <a:spAutoFit/>
+                      </wps:bodyPr>
+                    </wps:wsp>
+                  </a:graphicData>
+                </a:graphic>
+                <wp14:sizeRelH relativeFrom="margin">
+                  <wp14:pctWidth>0</wp14:pctWidth>
+                </wp14:sizeRelH>
+                <wp14:sizeRelV relativeFrom="margin">
+                  <wp14:pctHeight>0</wp14:pctHeight>
+                </wp14:sizeRelV>
+              </wp:anchor>
+            </w:drawing>
+          </mc:Choice>
+          <mc:Fallback>
+            <w:pict>
+              <v:shapetype w14:anchorId="07A4E72C" id="_x0000_t202" coordsize="21600,21600" o:spt="202" path="m,l,21600r21600,l21600,xe">
+                <v:stroke joinstyle="miter"/>
+                <v:path gradientshapeok="t" o:connecttype="rect"/>
+              </v:shapetype>
+              <v:shape id="Text Box 2" o:spid="_x0000_s1026" type="#_x0000_t202" style="position:absolute;margin-left:202.8pt;margin-top:12pt;width:189.6pt;height:110.6pt;rotation:-2488667fd;z-index:251659264;visibility:visible;mso-wrap-style:square;mso-width-percent:0;mso-height-percent:0;mso-wrap-distance-left:9pt;mso-wrap-distance-top:3.6pt;mso-wrap-distance-right:9pt;mso-wrap-distance-bottom:3.6pt;mso-position-horizontal:absolute;mso-position-horizontal-relative:text;mso-position-vertical:absolute;mso-position-vertical-relative:text;mso-width-percent:0;mso-height-percent:0;mso-width-relative:margin;mso-height-relative:margin;v-text-anchor:top" o:gfxdata="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" filled="f" strokecolor="black [3213]">
+                <v:textbox style="mso-fit-shape-to-text:t">
+                  <w:txbxContent>
+                    <w:p>
+                      <w:pPr>
+                        <w:rPr>
+                          <w:rFonts w:ascii="Times New Roman" w:hAnsi="Times New Roman" w:cs="Times New Roman"/>
+                          <w:b/>
+                          <w:bCs/>
+                          <w:color w:val="C00000"/>
+                          <w:sz w:val="32"/>
+                          <w:szCs w:val="32"/>
+                        </w:rPr>
+                      </w:pPr>
+                      <w:r>
+                        <w:rPr>
+                          <w:rFonts w:ascii="Times New Roman" w:hAnsi="Times New Roman" w:cs="Times New Roman"/>
+                          <w:b/>
+                          <w:bCs/>
+                          <w:color w:val="C00000"/>
+                          <w:sz w:val="32"/>
+                          <w:szCs w:val="32"/>
+                        </w:rPr>
+                        <w:t>SEE Computer Science</w:t>
+                      </w:r>
+                    </w:p>
+                    <w:p>
+                      <w:pPr>
+                        <w:rPr>
+                          <w:rFonts w:ascii="Times New Roman" w:hAnsi="Times New Roman" w:cs="Times New Roman"/>
+                          <w:b/>
+                          <w:bCs/>
+                          <w:color w:val="C00000"/>
+                          <w:sz w:val="32"/>
+                          <w:szCs w:val="32"/>
+                        </w:rPr>
+                      </w:pPr>
+                      <w:r>
+                        <w:rPr>
+                          <w:rFonts w:ascii="Times New Roman" w:hAnsi="Times New Roman" w:cs="Times New Roman"/>
+                          <w:b/>
+                          <w:bCs/>
+                          <w:color w:val="C00000"/>
+                          <w:sz w:val="32"/>
+                          <w:szCs w:val="32"/>
+                        </w:rPr>
+                        <w:t>YouTube: Bishal Rijal</w:t>
+                      </w:r>
+                    </w:p>
+                  </w:txbxContent>
+                </v:textbox>
+              </v:shape>
+            </w:pict>
+          </mc:Fallback>
+        </mc:AlternateContent>
+      </w:r>
+      <w:r>
+        <w:rPr>
+          <w:rFonts w:ascii="Times New Roman" w:hAnsi="Times New Roman" w:cs="Times New Roman"/>
           <w:sz w:val="32"/>
           <w:szCs w:val="32"/>
         </w:rPr>
@@ -395,13 +571,17 @@
         <w:spacing w:after="0" w:line="240" w:lineRule="auto"/>
         <w:rPr>
           <w:rFonts w:ascii="Times New Roman" w:hAnsi="Times New Roman" w:cs="Times New Roman"/>
-          <w:sz w:val="32"/>
-          <w:szCs w:val="32"/>
-        </w:rPr>
-      </w:pPr>
-      <w:r>
-        <w:rPr>
-          <w:rFonts w:ascii="Times New Roman" w:hAnsi="Times New Roman" w:cs="Times New Roman"/>
+          <w:b/>
+          <w:bCs/>
+          <w:sz w:val="32"/>
+          <w:szCs w:val="32"/>
+        </w:rPr>
+      </w:pPr>
+      <w:r>
+        <w:rPr>
+          <w:rFonts w:ascii="Times New Roman" w:hAnsi="Times New Roman" w:cs="Times New Roman"/>
+          <w:b/>
+          <w:bCs/>
           <w:sz w:val="32"/>
           <w:szCs w:val="32"/>
         </w:rPr>
@@ -441,23 +621,27 @@
         <w:spacing w:after="0" w:line="240" w:lineRule="auto"/>
         <w:rPr>
           <w:rFonts w:ascii="Times New Roman" w:hAnsi="Times New Roman" w:cs="Times New Roman"/>
-          <w:sz w:val="32"/>
-          <w:szCs w:val="32"/>
-        </w:rPr>
-      </w:pPr>
-    </w:p>
-    <w:p>
-      <w:pPr>
-        <w:spacing w:after="0" w:line="240" w:lineRule="auto"/>
-        <w:rPr>
-          <w:rFonts w:ascii="Times New Roman" w:hAnsi="Times New Roman" w:cs="Times New Roman"/>
-          <w:sz w:val="32"/>
-          <w:szCs w:val="32"/>
-        </w:rPr>
-      </w:pPr>
-      <w:r>
-        <w:rPr>
-          <w:rFonts w:ascii="Times New Roman" w:hAnsi="Times New Roman" w:cs="Times New Roman"/>
+          <w:sz w:val="20"/>
+          <w:szCs w:val="20"/>
+        </w:rPr>
+      </w:pPr>
+    </w:p>
+    <w:p>
+      <w:pPr>
+        <w:spacing w:after="0" w:line="240" w:lineRule="auto"/>
+        <w:rPr>
+          <w:rFonts w:ascii="Times New Roman" w:hAnsi="Times New Roman" w:cs="Times New Roman"/>
+          <w:b/>
+          <w:bCs/>
+          <w:sz w:val="32"/>
+          <w:szCs w:val="32"/>
+        </w:rPr>
+      </w:pPr>
+      <w:r>
+        <w:rPr>
+          <w:rFonts w:ascii="Times New Roman" w:hAnsi="Times New Roman" w:cs="Times New Roman"/>
+          <w:b/>
+          <w:bCs/>
           <w:sz w:val="32"/>
           <w:szCs w:val="32"/>
         </w:rPr>
@@ -467,6 +651,7 @@
     <w:p>
       <w:pPr>
         <w:spacing w:after="0" w:line="240" w:lineRule="auto"/>
+        <w:ind w:left="720" w:hanging="720"/>
         <w:rPr>
           <w:rFonts w:ascii="Times New Roman" w:hAnsi="Times New Roman" w:cs="Times New Roman"/>
           <w:sz w:val="32"/>
@@ -495,19 +680,19 @@
     <w:p>
       <w:pPr>
         <w:spacing w:after="0" w:line="240" w:lineRule="auto"/>
-        <w:rPr>
-          <w:rFonts w:ascii="Times New Roman" w:hAnsi="Times New Roman" w:cs="Times New Roman"/>
-          <w:sz w:val="32"/>
-          <w:szCs w:val="32"/>
-        </w:rPr>
-      </w:pPr>
-      <w:r>
-        <w:rPr>
-          <w:rFonts w:ascii="Times New Roman" w:hAnsi="Times New Roman" w:cs="Times New Roman"/>
-          <w:sz w:val="32"/>
-          <w:szCs w:val="32"/>
-        </w:rPr>
-        <w:tab/>
+        <w:ind w:left="720"/>
+        <w:rPr>
+          <w:rFonts w:ascii="Times New Roman" w:hAnsi="Times New Roman" w:cs="Times New Roman"/>
+          <w:sz w:val="32"/>
+          <w:szCs w:val="32"/>
+        </w:rPr>
+      </w:pPr>
+      <w:r>
+        <w:rPr>
+          <w:rFonts w:ascii="Times New Roman" w:hAnsi="Times New Roman" w:cs="Times New Roman"/>
+          <w:sz w:val="32"/>
+          <w:szCs w:val="32"/>
+        </w:rPr>
         <w:t>Real or actual parameters are x$. [parameters in call statement]</w:t>
       </w:r>
     </w:p>
@@ -516,23 +701,49 @@
         <w:spacing w:after="0" w:line="240" w:lineRule="auto"/>
         <w:rPr>
           <w:rFonts w:ascii="Times New Roman" w:hAnsi="Times New Roman" w:cs="Times New Roman"/>
-          <w:sz w:val="32"/>
-          <w:szCs w:val="32"/>
-        </w:rPr>
-      </w:pPr>
-    </w:p>
-    <w:p>
-      <w:pPr>
-        <w:spacing w:after="0" w:line="240" w:lineRule="auto"/>
-        <w:rPr>
-          <w:rFonts w:ascii="Times New Roman" w:hAnsi="Times New Roman" w:cs="Times New Roman"/>
-          <w:sz w:val="32"/>
-          <w:szCs w:val="32"/>
-        </w:rPr>
-      </w:pPr>
-      <w:r>
-        <w:rPr>
-          <w:rFonts w:ascii="Times New Roman" w:hAnsi="Times New Roman" w:cs="Times New Roman"/>
+          <w:sz w:val="20"/>
+          <w:szCs w:val="20"/>
+        </w:rPr>
+      </w:pPr>
+    </w:p>
+    <w:p>
+      <w:pPr>
+        <w:spacing w:after="0" w:line="240" w:lineRule="auto"/>
+        <w:rPr>
+          <w:rFonts w:ascii="Times New Roman" w:hAnsi="Times New Roman" w:cs="Times New Roman"/>
+          <w:sz w:val="32"/>
+          <w:szCs w:val="32"/>
+        </w:rPr>
+      </w:pPr>
+    </w:p>
+    <w:p>
+      <w:pPr>
+        <w:spacing w:after="0" w:line="240" w:lineRule="auto"/>
+        <w:rPr>
+          <w:rFonts w:ascii="Times New Roman" w:hAnsi="Times New Roman" w:cs="Times New Roman"/>
+          <w:b/>
+          <w:bCs/>
+          <w:sz w:val="32"/>
+          <w:szCs w:val="32"/>
+        </w:rPr>
+      </w:pPr>
+    </w:p>
+    <w:p>
+      <w:pPr>
+        <w:spacing w:after="0" w:line="240" w:lineRule="auto"/>
+        <w:rPr>
+          <w:rFonts w:ascii="Times New Roman" w:hAnsi="Times New Roman" w:cs="Times New Roman"/>
+          <w:b/>
+          <w:bCs/>
+          <w:sz w:val="32"/>
+          <w:szCs w:val="32"/>
+        </w:rPr>
+      </w:pPr>
+      <w:r>
+        <w:rPr>
+          <w:rFonts w:ascii="Times New Roman" w:hAnsi="Times New Roman" w:cs="Times New Roman"/>
+          <w:b/>
+          <w:bCs/>
           <w:sz w:val="32"/>
           <w:szCs w:val="32"/>
         </w:rPr>
@@ -590,6 +801,16 @@
         <w:spacing w:after="0" w:line="240" w:lineRule="auto"/>
         <w:rPr>
           <w:rFonts w:ascii="Times New Roman" w:hAnsi="Times New Roman" w:cs="Times New Roman"/>
+          <w:sz w:val="20"/>
+          <w:szCs w:val="20"/>
+        </w:rPr>
+      </w:pPr>
+    </w:p>
+    <w:p>
+      <w:pPr>
+        <w:spacing w:after="0" w:line="240" w:lineRule="auto"/>
+        <w:rPr>
+          <w:rFonts w:ascii="Times New Roman" w:hAnsi="Times New Roman" w:cs="Times New Roman"/>
           <w:sz w:val="32"/>
           <w:szCs w:val="32"/>
         </w:rPr>
@@ -615,10 +836,20 @@
       <w:r>
         <w:rPr>
           <w:rFonts w:ascii="Times New Roman" w:hAnsi="Times New Roman" w:cs="Times New Roman"/>
-          <w:sz w:val="32"/>
-          <w:szCs w:val="32"/>
-        </w:rPr>
-        <w:t>Ans: String variables: n$, x$, b$, z$</w:t>
+          <w:b/>
+          <w:bCs/>
+          <w:sz w:val="32"/>
+          <w:szCs w:val="32"/>
+        </w:rPr>
+        <w:t>Ans</w:t>
+      </w:r>
+      <w:r>
+        <w:rPr>
+          <w:rFonts w:ascii="Times New Roman" w:hAnsi="Times New Roman" w:cs="Times New Roman"/>
+          <w:sz w:val="32"/>
+          <w:szCs w:val="32"/>
+        </w:rPr>
+        <w:t>: String variables: n$, x$, b$, z$</w:t>
       </w:r>
     </w:p>
     <w:p>
@@ -645,23 +876,27 @@
         <w:spacing w:after="0" w:line="240" w:lineRule="auto"/>
         <w:rPr>
           <w:rFonts w:ascii="Times New Roman" w:hAnsi="Times New Roman" w:cs="Times New Roman"/>
-          <w:sz w:val="32"/>
-          <w:szCs w:val="32"/>
-        </w:rPr>
-      </w:pPr>
-    </w:p>
-    <w:p>
-      <w:pPr>
-        <w:spacing w:after="0" w:line="240" w:lineRule="auto"/>
-        <w:rPr>
-          <w:rFonts w:ascii="Times New Roman" w:hAnsi="Times New Roman" w:cs="Times New Roman"/>
-          <w:sz w:val="32"/>
-          <w:szCs w:val="32"/>
-        </w:rPr>
-      </w:pPr>
-      <w:r>
-        <w:rPr>
-          <w:rFonts w:ascii="Times New Roman" w:hAnsi="Times New Roman" w:cs="Times New Roman"/>
+          <w:sz w:val="20"/>
+          <w:szCs w:val="20"/>
+        </w:rPr>
+      </w:pPr>
+    </w:p>
+    <w:p>
+      <w:pPr>
+        <w:spacing w:after="0" w:line="240" w:lineRule="auto"/>
+        <w:rPr>
+          <w:rFonts w:ascii="Times New Roman" w:hAnsi="Times New Roman" w:cs="Times New Roman"/>
+          <w:b/>
+          <w:bCs/>
+          <w:sz w:val="32"/>
+          <w:szCs w:val="32"/>
+        </w:rPr>
+      </w:pPr>
+      <w:r>
+        <w:rPr>
+          <w:rFonts w:ascii="Times New Roman" w:hAnsi="Times New Roman" w:cs="Times New Roman"/>
+          <w:b/>
+          <w:bCs/>
           <w:sz w:val="32"/>
           <w:szCs w:val="32"/>
         </w:rPr>
@@ -739,23 +974,27 @@
         <w:spacing w:after="0" w:line="240" w:lineRule="auto"/>
         <w:rPr>
           <w:rFonts w:ascii="Times New Roman" w:hAnsi="Times New Roman" w:cs="Times New Roman"/>
-          <w:sz w:val="32"/>
-          <w:szCs w:val="32"/>
-        </w:rPr>
-      </w:pPr>
-    </w:p>
-    <w:p>
-      <w:pPr>
-        <w:spacing w:after="0" w:line="240" w:lineRule="auto"/>
-        <w:rPr>
-          <w:rFonts w:ascii="Times New Roman" w:hAnsi="Times New Roman" w:cs="Times New Roman"/>
-          <w:sz w:val="32"/>
-          <w:szCs w:val="32"/>
-        </w:rPr>
-      </w:pPr>
-      <w:r>
-        <w:rPr>
-          <w:rFonts w:ascii="Times New Roman" w:hAnsi="Times New Roman" w:cs="Times New Roman"/>
+          <w:sz w:val="20"/>
+          <w:szCs w:val="20"/>
+        </w:rPr>
+      </w:pPr>
+    </w:p>
+    <w:p>
+      <w:pPr>
+        <w:spacing w:after="0" w:line="240" w:lineRule="auto"/>
+        <w:rPr>
+          <w:rFonts w:ascii="Times New Roman" w:hAnsi="Times New Roman" w:cs="Times New Roman"/>
+          <w:b/>
+          <w:bCs/>
+          <w:sz w:val="32"/>
+          <w:szCs w:val="32"/>
+        </w:rPr>
+      </w:pPr>
+      <w:r>
+        <w:rPr>
+          <w:rFonts w:ascii="Times New Roman" w:hAnsi="Times New Roman" w:cs="Times New Roman"/>
+          <w:b/>
+          <w:bCs/>
           <w:sz w:val="32"/>
           <w:szCs w:val="32"/>
         </w:rPr>
@@ -813,23 +1052,27 @@
         <w:spacing w:after="0" w:line="240" w:lineRule="auto"/>
         <w:rPr>
           <w:rFonts w:ascii="Times New Roman" w:hAnsi="Times New Roman" w:cs="Times New Roman"/>
-          <w:sz w:val="32"/>
-          <w:szCs w:val="32"/>
-        </w:rPr>
-      </w:pPr>
-    </w:p>
-    <w:p>
-      <w:pPr>
-        <w:spacing w:after="0" w:line="240" w:lineRule="auto"/>
-        <w:rPr>
-          <w:rFonts w:ascii="Times New Roman" w:hAnsi="Times New Roman" w:cs="Times New Roman"/>
-          <w:sz w:val="32"/>
-          <w:szCs w:val="32"/>
-        </w:rPr>
-      </w:pPr>
-      <w:r>
-        <w:rPr>
-          <w:rFonts w:ascii="Times New Roman" w:hAnsi="Times New Roman" w:cs="Times New Roman"/>
+          <w:sz w:val="20"/>
+          <w:szCs w:val="20"/>
+        </w:rPr>
+      </w:pPr>
+    </w:p>
+    <w:p>
+      <w:pPr>
+        <w:spacing w:after="0" w:line="240" w:lineRule="auto"/>
+        <w:rPr>
+          <w:rFonts w:ascii="Times New Roman" w:hAnsi="Times New Roman" w:cs="Times New Roman"/>
+          <w:b/>
+          <w:bCs/>
+          <w:sz w:val="32"/>
+          <w:szCs w:val="32"/>
+        </w:rPr>
+      </w:pPr>
+      <w:r>
+        <w:rPr>
+          <w:rFonts w:ascii="Times New Roman" w:hAnsi="Times New Roman" w:cs="Times New Roman"/>
+          <w:b/>
+          <w:bCs/>
           <w:sz w:val="32"/>
           <w:szCs w:val="32"/>
         </w:rPr>
@@ -839,6 +1082,8 @@
       <w:r>
         <w:rPr>
           <w:rFonts w:ascii="Times New Roman" w:hAnsi="Times New Roman" w:cs="Times New Roman"/>
+          <w:b/>
+          <w:bCs/>
           <w:sz w:val="32"/>
           <w:szCs w:val="32"/>
         </w:rPr>
@@ -848,6 +1093,8 @@
       <w:r>
         <w:rPr>
           <w:rFonts w:ascii="Times New Roman" w:hAnsi="Times New Roman" w:cs="Times New Roman"/>
+          <w:b/>
+          <w:bCs/>
           <w:sz w:val="32"/>
           <w:szCs w:val="32"/>
         </w:rPr>
@@ -857,6 +1104,7 @@
     <w:p>
       <w:pPr>
         <w:spacing w:after="0" w:line="240" w:lineRule="auto"/>
+        <w:ind w:left="720" w:hanging="720"/>
         <w:rPr>
           <w:rFonts w:ascii="Times New Roman" w:hAnsi="Times New Roman" w:cs="Times New Roman"/>
           <w:sz w:val="32"/>
@@ -887,23 +1135,27 @@
         <w:spacing w:after="0" w:line="240" w:lineRule="auto"/>
         <w:rPr>
           <w:rFonts w:ascii="Times New Roman" w:hAnsi="Times New Roman" w:cs="Times New Roman"/>
-          <w:sz w:val="32"/>
-          <w:szCs w:val="32"/>
-        </w:rPr>
-      </w:pPr>
-    </w:p>
-    <w:p>
-      <w:pPr>
-        <w:spacing w:after="0" w:line="240" w:lineRule="auto"/>
-        <w:rPr>
-          <w:rFonts w:ascii="Times New Roman" w:hAnsi="Times New Roman" w:cs="Times New Roman"/>
-          <w:sz w:val="32"/>
-          <w:szCs w:val="32"/>
-        </w:rPr>
-      </w:pPr>
-      <w:r>
-        <w:rPr>
-          <w:rFonts w:ascii="Times New Roman" w:hAnsi="Times New Roman" w:cs="Times New Roman"/>
+          <w:sz w:val="20"/>
+          <w:szCs w:val="20"/>
+        </w:rPr>
+      </w:pPr>
+    </w:p>
+    <w:p>
+      <w:pPr>
+        <w:spacing w:after="0" w:line="240" w:lineRule="auto"/>
+        <w:rPr>
+          <w:rFonts w:ascii="Times New Roman" w:hAnsi="Times New Roman" w:cs="Times New Roman"/>
+          <w:b/>
+          <w:bCs/>
+          <w:sz w:val="32"/>
+          <w:szCs w:val="32"/>
+        </w:rPr>
+      </w:pPr>
+      <w:r>
+        <w:rPr>
+          <w:rFonts w:ascii="Times New Roman" w:hAnsi="Times New Roman" w:cs="Times New Roman"/>
+          <w:b/>
+          <w:bCs/>
           <w:sz w:val="32"/>
           <w:szCs w:val="32"/>
         </w:rPr>
@@ -912,6 +1164,8 @@
       <w:r>
         <w:rPr>
           <w:rFonts w:ascii="Times New Roman" w:hAnsi="Times New Roman" w:cs="Times New Roman"/>
+          <w:b/>
+          <w:bCs/>
           <w:sz w:val="32"/>
           <w:szCs w:val="32"/>
         </w:rPr>
@@ -920,6 +1174,8 @@
       <w:r>
         <w:rPr>
           <w:rFonts w:ascii="Times New Roman" w:hAnsi="Times New Roman" w:cs="Times New Roman"/>
+          <w:b/>
+          <w:bCs/>
           <w:sz w:val="32"/>
           <w:szCs w:val="32"/>
         </w:rPr>
@@ -928,6 +1184,8 @@
       <w:r>
         <w:rPr>
           <w:rFonts w:ascii="Times New Roman" w:hAnsi="Times New Roman" w:cs="Times New Roman"/>
+          <w:b/>
+          <w:bCs/>
           <w:sz w:val="32"/>
           <w:szCs w:val="32"/>
         </w:rPr>
@@ -937,21 +1195,21 @@
     <w:p>
       <w:pPr>
         <w:spacing w:after="0" w:line="240" w:lineRule="auto"/>
-        <w:rPr>
-          <w:rFonts w:ascii="Times New Roman" w:hAnsi="Times New Roman" w:cs="Times New Roman"/>
-          <w:sz w:val="32"/>
-          <w:szCs w:val="32"/>
-        </w:rPr>
-      </w:pPr>
-      <w:r>
-        <w:rPr>
-          <w:rFonts w:ascii="Times New Roman" w:hAnsi="Times New Roman" w:cs="Times New Roman"/>
-          <w:b/>
-          <w:bCs/>
-          <w:sz w:val="32"/>
-          <w:szCs w:val="32"/>
-        </w:rPr>
-        <w:lastRenderedPageBreak/>
+        <w:ind w:left="720" w:hanging="720"/>
+        <w:rPr>
+          <w:rFonts w:ascii="Times New Roman" w:hAnsi="Times New Roman" w:cs="Times New Roman"/>
+          <w:sz w:val="32"/>
+          <w:szCs w:val="32"/>
+        </w:rPr>
+      </w:pPr>
+      <w:r>
+        <w:rPr>
+          <w:rFonts w:ascii="Times New Roman" w:hAnsi="Times New Roman" w:cs="Times New Roman"/>
+          <w:b/>
+          <w:bCs/>
+          <w:sz w:val="32"/>
+          <w:szCs w:val="32"/>
+        </w:rPr>
         <w:t>Ans</w:t>
       </w:r>
       <w:r>
@@ -962,16 +1220,14 @@
         </w:rPr>
         <w:t xml:space="preserve">: Since a=a-1 is a decrement in while loop so, if we didn’t write a=a-1 then loop will continue for infinite number of </w:t>
       </w:r>
-      <w:proofErr w:type="gramStart"/>
-      <w:r>
-        <w:rPr>
-          <w:rFonts w:ascii="Times New Roman" w:hAnsi="Times New Roman" w:cs="Times New Roman"/>
-          <w:sz w:val="32"/>
-          <w:szCs w:val="32"/>
-        </w:rPr>
-        <w:t>time</w:t>
-      </w:r>
-      <w:proofErr w:type="gramEnd"/>
+      <w:r>
+        <w:rPr>
+          <w:rFonts w:ascii="Times New Roman" w:hAnsi="Times New Roman" w:cs="Times New Roman"/>
+          <w:sz w:val="32"/>
+          <w:szCs w:val="32"/>
+        </w:rPr>
+        <w:t>times</w:t>
+      </w:r>
       <w:r>
         <w:rPr>
           <w:rFonts w:ascii="Times New Roman" w:hAnsi="Times New Roman" w:cs="Times New Roman"/>
@@ -986,23 +1242,28 @@
         <w:spacing w:after="0" w:line="240" w:lineRule="auto"/>
         <w:rPr>
           <w:rFonts w:ascii="Times New Roman" w:hAnsi="Times New Roman" w:cs="Times New Roman"/>
-          <w:sz w:val="32"/>
-          <w:szCs w:val="32"/>
-        </w:rPr>
-      </w:pPr>
-    </w:p>
-    <w:p>
-      <w:pPr>
-        <w:spacing w:after="0" w:line="240" w:lineRule="auto"/>
-        <w:rPr>
-          <w:rFonts w:ascii="Times New Roman" w:hAnsi="Times New Roman" w:cs="Times New Roman"/>
-          <w:sz w:val="32"/>
-          <w:szCs w:val="32"/>
-        </w:rPr>
-      </w:pPr>
-      <w:r>
-        <w:rPr>
-          <w:rFonts w:ascii="Times New Roman" w:hAnsi="Times New Roman" w:cs="Times New Roman"/>
+          <w:sz w:val="20"/>
+          <w:szCs w:val="20"/>
+        </w:rPr>
+      </w:pPr>
+    </w:p>
+    <w:p>
+      <w:pPr>
+        <w:spacing w:after="0" w:line="240" w:lineRule="auto"/>
+        <w:ind w:left="360" w:hanging="360"/>
+        <w:rPr>
+          <w:rFonts w:ascii="Times New Roman" w:hAnsi="Times New Roman" w:cs="Times New Roman"/>
+          <w:b/>
+          <w:bCs/>
+          <w:sz w:val="32"/>
+          <w:szCs w:val="32"/>
+        </w:rPr>
+      </w:pPr>
+      <w:r>
+        <w:rPr>
+          <w:rFonts w:ascii="Times New Roman" w:hAnsi="Times New Roman" w:cs="Times New Roman"/>
+          <w:b/>
+          <w:bCs/>
           <w:sz w:val="32"/>
           <w:szCs w:val="32"/>
         </w:rPr>
@@ -1037,68 +1298,134 @@
         <w:t>: Output: nep</w:t>
       </w:r>
     </w:p>
-    <w:p>
-      <w:pPr>
-        <w:spacing w:after="0" w:line="240" w:lineRule="auto"/>
-        <w:rPr>
-          <w:rFonts w:ascii="Times New Roman" w:hAnsi="Times New Roman" w:cs="Times New Roman"/>
-          <w:sz w:val="32"/>
-          <w:szCs w:val="32"/>
-        </w:rPr>
-      </w:pPr>
-    </w:p>
-    <w:p>
-      <w:pPr>
-        <w:spacing w:after="0" w:line="240" w:lineRule="auto"/>
-        <w:rPr>
-          <w:rFonts w:ascii="Times New Roman" w:hAnsi="Times New Roman" w:cs="Times New Roman"/>
-          <w:sz w:val="32"/>
-          <w:szCs w:val="32"/>
-        </w:rPr>
-      </w:pPr>
-    </w:p>
-    <w:p>
-      <w:pPr>
-        <w:spacing w:after="0" w:line="240" w:lineRule="auto"/>
-        <w:rPr>
-          <w:rFonts w:ascii="Times New Roman" w:hAnsi="Times New Roman" w:cs="Times New Roman"/>
-          <w:sz w:val="32"/>
-          <w:szCs w:val="32"/>
-        </w:rPr>
-      </w:pPr>
-    </w:p>
-    <w:p>
-      <w:pPr>
-        <w:spacing w:after="0" w:line="240" w:lineRule="auto"/>
-        <w:rPr>
-          <w:rFonts w:ascii="Times New Roman" w:hAnsi="Times New Roman" w:cs="Times New Roman"/>
-          <w:sz w:val="32"/>
-          <w:szCs w:val="32"/>
-        </w:rPr>
-      </w:pPr>
-    </w:p>
-    <w:p>
-      <w:pPr>
-        <w:spacing w:after="0" w:line="240" w:lineRule="auto"/>
-        <w:rPr>
-          <w:rFonts w:ascii="Times New Roman" w:hAnsi="Times New Roman" w:cs="Times New Roman"/>
-          <w:sz w:val="32"/>
-          <w:szCs w:val="32"/>
-        </w:rPr>
-      </w:pPr>
-    </w:p>
     <w:sectPr>
-      <w:pgSz w:w="12240" w:h="15840"/>
-      <w:pgMar w:top="360" w:right="1440" w:bottom="360" w:left="1440" w:header="720" w:footer="720" w:gutter="0"/>
-      <w:cols w:space="720"/>
+      <w:headerReference w:type="even" r:id="rId6"/>
+      <w:headerReference w:type="default" r:id="rId7"/>
+      <w:footerReference w:type="even" r:id="rId8"/>
+      <w:footerReference w:type="default" r:id="rId9"/>
+      <w:headerReference w:type="first" r:id="rId10"/>
+      <w:footerReference w:type="first" r:id="rId11"/>
+      <w:pgSz w:w="16838" w:h="11906" w:orient="landscape" w:code="9"/>
+      <w:pgMar w:top="720" w:right="368" w:bottom="720" w:left="720" w:header="720" w:footer="720" w:gutter="0"/>
+      <w:cols w:num="2" w:space="720"/>
       <w:docGrid w:linePitch="360"/>
     </w:sectPr>
   </w:body>
 </w:document>
 </file>
 
+<file path=word/endnotes.xml><?xml version="1.0" encoding="utf-8"?>
+<w:endnotes xmlns:wpc="http://schemas.microsoft.com/office/word/2010/wordprocessingCanvas" xmlns:cx="http://schemas.microsoft.com/office/drawing/2014/chartex" xmlns:cx1="http://schemas.microsoft.com/office/drawing/2015/9/8/chartex" xmlns:cx2="http://schemas.microsoft.com/office/drawing/2015/10/21/chartex" xmlns:cx3="http://schemas.microsoft.com/office/drawing/2016/5/9/chartex" xmlns:cx4="http://schemas.microsoft.com/office/drawing/2016/5/10/chartex" xmlns:cx5="http://schemas.microsoft.com/office/drawing/2016/5/11/chartex" xmlns:cx6="http://schemas.microsoft.com/office/drawing/2016/5/12/chartex" xmlns:cx7="http://schemas.microsoft.com/office/drawing/2016/5/13/chartex" xmlns:cx8="http://schemas.microsoft.com/office/drawing/2016/5/14/chartex" xmlns:mc="http://schemas.openxmlformats.org/markup-compatibility/2006" xmlns:aink="http://schemas.microsoft.com/office/drawing/2016/ink" xmlns:am3d="http://schemas.microsoft.com/office/drawing/2017/model3d" xmlns:o="urn:schemas-microsoft-com:office:office" xmlns:oel="http://schemas.microsoft.com/office/2019/extlst" xmlns:r="http://schemas.openxmlformats.org/officeDocument/2006/relationships" xmlns:m="http://schemas.openxmlformats.org/officeDocument/2006/math" xmlns:v="urn:schemas-microsoft-com:vml" xmlns:wp14="http://schemas.microsoft.com/office/word/2010/wordprocessingDrawing" xmlns:wp="http://schemas.openxmlformats.org/drawingml/2006/wordprocessingDrawing" xmlns:w10="urn:schemas-microsoft-com:office:word" xmlns:w="http://schemas.openxmlformats.org/wordprocessingml/2006/main" xmlns:w14="http://schemas.microsoft.com/office/word/2010/wordml" xmlns:w15="http://schemas.microsoft.com/office/word/2012/wordml" xmlns:w16cex="http://schemas.microsoft.com/office/word/2018/wordml/cex" xmlns:w16cid="http://schemas.microsoft.com/office/word/2016/wordml/cid" xmlns:w16="http://schemas.microsoft.com/office/word/2018/wordml" xmlns:w16du="http://schemas.microsoft.com/office/word/2023/wordml/word16du" xmlns:w16sdtdh="http://schemas.microsoft.com/office/word/2020/wordml/sdtdatahash" xmlns:w16sdtfl="http://schemas.microsoft.com/office/word/2024/wordml/sdtformatlock" xmlns:w16se="http://schemas.microsoft.com/office/word/2015/wordml/symex" xmlns:wpg="http://schemas.microsoft.com/office/word/2010/wordprocessingGroup" xmlns:wpi="http://schemas.microsoft.com/office/word/2010/wordprocessingInk" xmlns:wne="http://schemas.microsoft.com/office/word/2006/wordml" xmlns:wps="http://schemas.microsoft.com/office/word/2010/wordprocessingShape" mc:Ignorable="w14 w15 w16se w16cid w16 w16cex w16sdtdh w16sdtfl w16du wp14">
+  <w:endnote w:type="separator" w:id="-1">
+    <w:p>
+      <w:pPr>
+        <w:spacing w:after="0" w:line="240" w:lineRule="auto"/>
+      </w:pPr>
+      <w:r>
+        <w:separator/>
+      </w:r>
+    </w:p>
+  </w:endnote>
+  <w:endnote w:type="continuationSeparator" w:id="0">
+    <w:p>
+      <w:pPr>
+        <w:spacing w:after="0" w:line="240" w:lineRule="auto"/>
+      </w:pPr>
+      <w:r>
+        <w:continuationSeparator/>
+      </w:r>
+    </w:p>
+  </w:endnote>
+</w:endnotes>
+</file>
+
+<file path=word/footer1.xml><?xml version="1.0" encoding="utf-8"?>
+<w:ftr xmlns:wpc="http://schemas.microsoft.com/office/word/2010/wordprocessingCanvas" xmlns:cx="http://schemas.microsoft.com/office/drawing/2014/chartex" xmlns:cx1="http://schemas.microsoft.com/office/drawing/2015/9/8/chartex" xmlns:cx2="http://schemas.microsoft.com/office/drawing/2015/10/21/chartex" xmlns:cx3="http://schemas.microsoft.com/office/drawing/2016/5/9/chartex" xmlns:cx4="http://schemas.microsoft.com/office/drawing/2016/5/10/chartex" xmlns:cx5="http://schemas.microsoft.com/office/drawing/2016/5/11/chartex" xmlns:cx6="http://schemas.microsoft.com/office/drawing/2016/5/12/chartex" xmlns:cx7="http://schemas.microsoft.com/office/drawing/2016/5/13/chartex" xmlns:cx8="http://schemas.microsoft.com/office/drawing/2016/5/14/chartex" xmlns:mc="http://schemas.openxmlformats.org/markup-compatibility/2006" xmlns:aink="http://schemas.microsoft.com/office/drawing/2016/ink" xmlns:am3d="http://schemas.microsoft.com/office/drawing/2017/model3d" xmlns:o="urn:schemas-microsoft-com:office:office" xmlns:oel="http://schemas.microsoft.com/office/2019/extlst" xmlns:r="http://schemas.openxmlformats.org/officeDocument/2006/relationships" xmlns:m="http://schemas.openxmlformats.org/officeDocument/2006/math" xmlns:v="urn:schemas-microsoft-com:vml" xmlns:wp14="http://schemas.microsoft.com/office/word/2010/wordprocessingDrawing" xmlns:wp="http://schemas.openxmlformats.org/drawingml/2006/wordprocessingDrawing" xmlns:w10="urn:schemas-microsoft-com:office:word" xmlns:w="http://schemas.openxmlformats.org/wordprocessingml/2006/main" xmlns:w14="http://schemas.microsoft.com/office/word/2010/wordml" xmlns:w15="http://schemas.microsoft.com/office/word/2012/wordml" xmlns:w16cex="http://schemas.microsoft.com/office/word/2018/wordml/cex" xmlns:w16cid="http://schemas.microsoft.com/office/word/2016/wordml/cid" xmlns:w16="http://schemas.microsoft.com/office/word/2018/wordml" xmlns:w16du="http://schemas.microsoft.com/office/word/2023/wordml/word16du" xmlns:w16sdtdh="http://schemas.microsoft.com/office/word/2020/wordml/sdtdatahash" xmlns:w16sdtfl="http://schemas.microsoft.com/office/word/2024/wordml/sdtformatlock" xmlns:w16se="http://schemas.microsoft.com/office/word/2015/wordml/symex" xmlns:wpg="http://schemas.microsoft.com/office/word/2010/wordprocessingGroup" xmlns:wpi="http://schemas.microsoft.com/office/word/2010/wordprocessingInk" xmlns:wne="http://schemas.microsoft.com/office/word/2006/wordml" xmlns:wps="http://schemas.microsoft.com/office/word/2010/wordprocessingShape" mc:Ignorable="w14 w15 w16se w16cid w16 w16cex w16sdtdh w16sdtfl w16du wp14">
+  <w:p>
+    <w:pPr>
+      <w:pStyle w:val="Footer"/>
+    </w:pPr>
+  </w:p>
+</w:ftr>
+</file>
+
+<file path=word/footer2.xml><?xml version="1.0" encoding="utf-8"?>
+<w:ftr xmlns:wpc="http://schemas.microsoft.com/office/word/2010/wordprocessingCanvas" xmlns:cx="http://schemas.microsoft.com/office/drawing/2014/chartex" xmlns:cx1="http://schemas.microsoft.com/office/drawing/2015/9/8/chartex" xmlns:cx2="http://schemas.microsoft.com/office/drawing/2015/10/21/chartex" xmlns:cx3="http://schemas.microsoft.com/office/drawing/2016/5/9/chartex" xmlns:cx4="http://schemas.microsoft.com/office/drawing/2016/5/10/chartex" xmlns:cx5="http://schemas.microsoft.com/office/drawing/2016/5/11/chartex" xmlns:cx6="http://schemas.microsoft.com/office/drawing/2016/5/12/chartex" xmlns:cx7="http://schemas.microsoft.com/office/drawing/2016/5/13/chartex" xmlns:cx8="http://schemas.microsoft.com/office/drawing/2016/5/14/chartex" xmlns:mc="http://schemas.openxmlformats.org/markup-compatibility/2006" xmlns:aink="http://schemas.microsoft.com/office/drawing/2016/ink" xmlns:am3d="http://schemas.microsoft.com/office/drawing/2017/model3d" xmlns:o="urn:schemas-microsoft-com:office:office" xmlns:oel="http://schemas.microsoft.com/office/2019/extlst" xmlns:r="http://schemas.openxmlformats.org/officeDocument/2006/relationships" xmlns:m="http://schemas.openxmlformats.org/officeDocument/2006/math" xmlns:v="urn:schemas-microsoft-com:vml" xmlns:wp14="http://schemas.microsoft.com/office/word/2010/wordprocessingDrawing" xmlns:wp="http://schemas.openxmlformats.org/drawingml/2006/wordprocessingDrawing" xmlns:w10="urn:schemas-microsoft-com:office:word" xmlns:w="http://schemas.openxmlformats.org/wordprocessingml/2006/main" xmlns:w14="http://schemas.microsoft.com/office/word/2010/wordml" xmlns:w15="http://schemas.microsoft.com/office/word/2012/wordml" xmlns:w16cex="http://schemas.microsoft.com/office/word/2018/wordml/cex" xmlns:w16cid="http://schemas.microsoft.com/office/word/2016/wordml/cid" xmlns:w16="http://schemas.microsoft.com/office/word/2018/wordml" xmlns:w16du="http://schemas.microsoft.com/office/word/2023/wordml/word16du" xmlns:w16sdtdh="http://schemas.microsoft.com/office/word/2020/wordml/sdtdatahash" xmlns:w16sdtfl="http://schemas.microsoft.com/office/word/2024/wordml/sdtformatlock" xmlns:w16se="http://schemas.microsoft.com/office/word/2015/wordml/symex" xmlns:wpg="http://schemas.microsoft.com/office/word/2010/wordprocessingGroup" xmlns:wpi="http://schemas.microsoft.com/office/word/2010/wordprocessingInk" xmlns:wne="http://schemas.microsoft.com/office/word/2006/wordml" xmlns:wps="http://schemas.microsoft.com/office/word/2010/wordprocessingShape" mc:Ignorable="w14 w15 w16se w16cid w16 w16cex w16sdtdh w16sdtfl w16du wp14">
+  <w:p>
+    <w:pPr>
+      <w:pStyle w:val="Footer"/>
+    </w:pPr>
+  </w:p>
+</w:ftr>
+</file>
+
+<file path=word/footer3.xml><?xml version="1.0" encoding="utf-8"?>
+<w:ftr xmlns:wpc="http://schemas.microsoft.com/office/word/2010/wordprocessingCanvas" xmlns:cx="http://schemas.microsoft.com/office/drawing/2014/chartex" xmlns:cx1="http://schemas.microsoft.com/office/drawing/2015/9/8/chartex" xmlns:cx2="http://schemas.microsoft.com/office/drawing/2015/10/21/chartex" xmlns:cx3="http://schemas.microsoft.com/office/drawing/2016/5/9/chartex" xmlns:cx4="http://schemas.microsoft.com/office/drawing/2016/5/10/chartex" xmlns:cx5="http://schemas.microsoft.com/office/drawing/2016/5/11/chartex" xmlns:cx6="http://schemas.microsoft.com/office/drawing/2016/5/12/chartex" xmlns:cx7="http://schemas.microsoft.com/office/drawing/2016/5/13/chartex" xmlns:cx8="http://schemas.microsoft.com/office/drawing/2016/5/14/chartex" xmlns:mc="http://schemas.openxmlformats.org/markup-compatibility/2006" xmlns:aink="http://schemas.microsoft.com/office/drawing/2016/ink" xmlns:am3d="http://schemas.microsoft.com/office/drawing/2017/model3d" xmlns:o="urn:schemas-microsoft-com:office:office" xmlns:oel="http://schemas.microsoft.com/office/2019/extlst" xmlns:r="http://schemas.openxmlformats.org/officeDocument/2006/relationships" xmlns:m="http://schemas.openxmlformats.org/officeDocument/2006/math" xmlns:v="urn:schemas-microsoft-com:vml" xmlns:wp14="http://schemas.microsoft.com/office/word/2010/wordprocessingDrawing" xmlns:wp="http://schemas.openxmlformats.org/drawingml/2006/wordprocessingDrawing" xmlns:w10="urn:schemas-microsoft-com:office:word" xmlns:w="http://schemas.openxmlformats.org/wordprocessingml/2006/main" xmlns:w14="http://schemas.microsoft.com/office/word/2010/wordml" xmlns:w15="http://schemas.microsoft.com/office/word/2012/wordml" xmlns:w16cex="http://schemas.microsoft.com/office/word/2018/wordml/cex" xmlns:w16cid="http://schemas.microsoft.com/office/word/2016/wordml/cid" xmlns:w16="http://schemas.microsoft.com/office/word/2018/wordml" xmlns:w16du="http://schemas.microsoft.com/office/word/2023/wordml/word16du" xmlns:w16sdtdh="http://schemas.microsoft.com/office/word/2020/wordml/sdtdatahash" xmlns:w16sdtfl="http://schemas.microsoft.com/office/word/2024/wordml/sdtformatlock" xmlns:w16se="http://schemas.microsoft.com/office/word/2015/wordml/symex" xmlns:wpg="http://schemas.microsoft.com/office/word/2010/wordprocessingGroup" xmlns:wpi="http://schemas.microsoft.com/office/word/2010/wordprocessingInk" xmlns:wne="http://schemas.microsoft.com/office/word/2006/wordml" xmlns:wps="http://schemas.microsoft.com/office/word/2010/wordprocessingShape" mc:Ignorable="w14 w15 w16se w16cid w16 w16cex w16sdtdh w16sdtfl w16du wp14">
+  <w:p>
+    <w:pPr>
+      <w:pStyle w:val="Footer"/>
+    </w:pPr>
+  </w:p>
+</w:ftr>
+</file>
+
+<file path=word/footnotes.xml><?xml version="1.0" encoding="utf-8"?>
+<w:footnotes xmlns:wpc="http://schemas.microsoft.com/office/word/2010/wordprocessingCanvas" xmlns:cx="http://schemas.microsoft.com/office/drawing/2014/chartex" xmlns:cx1="http://schemas.microsoft.com/office/drawing/2015/9/8/chartex" xmlns:cx2="http://schemas.microsoft.com/office/drawing/2015/10/21/chartex" xmlns:cx3="http://schemas.microsoft.com/office/drawing/2016/5/9/chartex" xmlns:cx4="http://schemas.microsoft.com/office/drawing/2016/5/10/chartex" xmlns:cx5="http://schemas.microsoft.com/office/drawing/2016/5/11/chartex" xmlns:cx6="http://schemas.microsoft.com/office/drawing/2016/5/12/chartex" xmlns:cx7="http://schemas.microsoft.com/office/drawing/2016/5/13/chartex" xmlns:cx8="http://schemas.microsoft.com/office/drawing/2016/5/14/chartex" xmlns:mc="http://schemas.openxmlformats.org/markup-compatibility/2006" xmlns:aink="http://schemas.microsoft.com/office/drawing/2016/ink" xmlns:am3d="http://schemas.microsoft.com/office/drawing/2017/model3d" xmlns:o="urn:schemas-microsoft-com:office:office" xmlns:oel="http://schemas.microsoft.com/office/2019/extlst" xmlns:r="http://schemas.openxmlformats.org/officeDocument/2006/relationships" xmlns:m="http://schemas.openxmlformats.org/officeDocument/2006/math" xmlns:v="urn:schemas-microsoft-com:vml" xmlns:wp14="http://schemas.microsoft.com/office/word/2010/wordprocessingDrawing" xmlns:wp="http://schemas.openxmlformats.org/drawingml/2006/wordprocessingDrawing" xmlns:w10="urn:schemas-microsoft-com:office:word" xmlns:w="http://schemas.openxmlformats.org/wordprocessingml/2006/main" xmlns:w14="http://schemas.microsoft.com/office/word/2010/wordml" xmlns:w15="http://schemas.microsoft.com/office/word/2012/wordml" xmlns:w16cex="http://schemas.microsoft.com/office/word/2018/wordml/cex" xmlns:w16cid="http://schemas.microsoft.com/office/word/2016/wordml/cid" xmlns:w16="http://schemas.microsoft.com/office/word/2018/wordml" xmlns:w16du="http://schemas.microsoft.com/office/word/2023/wordml/word16du" xmlns:w16sdtdh="http://schemas.microsoft.com/office/word/2020/wordml/sdtdatahash" xmlns:w16sdtfl="http://schemas.microsoft.com/office/word/2024/wordml/sdtformatlock" xmlns:w16se="http://schemas.microsoft.com/office/word/2015/wordml/symex" xmlns:wpg="http://schemas.microsoft.com/office/word/2010/wordprocessingGroup" xmlns:wpi="http://schemas.microsoft.com/office/word/2010/wordprocessingInk" xmlns:wne="http://schemas.microsoft.com/office/word/2006/wordml" xmlns:wps="http://schemas.microsoft.com/office/word/2010/wordprocessingShape" mc:Ignorable="w14 w15 w16se w16cid w16 w16cex w16sdtdh w16sdtfl w16du wp14">
+  <w:footnote w:type="separator" w:id="-1">
+    <w:p>
+      <w:pPr>
+        <w:spacing w:after="0" w:line="240" w:lineRule="auto"/>
+      </w:pPr>
+      <w:r>
+        <w:separator/>
+      </w:r>
+    </w:p>
+  </w:footnote>
+  <w:footnote w:type="continuationSeparator" w:id="0">
+    <w:p>
+      <w:pPr>
+        <w:spacing w:after="0" w:line="240" w:lineRule="auto"/>
+      </w:pPr>
+      <w:r>
+        <w:continuationSeparator/>
+      </w:r>
+    </w:p>
+  </w:footnote>
+</w:footnotes>
+</file>
+
+<file path=word/header1.xml><?xml version="1.0" encoding="utf-8"?>
+<w:hdr xmlns:wpc="http://schemas.microsoft.com/office/word/2010/wordprocessingCanvas" xmlns:cx="http://schemas.microsoft.com/office/drawing/2014/chartex" xmlns:cx1="http://schemas.microsoft.com/office/drawing/2015/9/8/chartex" xmlns:cx2="http://schemas.microsoft.com/office/drawing/2015/10/21/chartex" xmlns:cx3="http://schemas.microsoft.com/office/drawing/2016/5/9/chartex" xmlns:cx4="http://schemas.microsoft.com/office/drawing/2016/5/10/chartex" xmlns:cx5="http://schemas.microsoft.com/office/drawing/2016/5/11/chartex" xmlns:cx6="http://schemas.microsoft.com/office/drawing/2016/5/12/chartex" xmlns:cx7="http://schemas.microsoft.com/office/drawing/2016/5/13/chartex" xmlns:cx8="http://schemas.microsoft.com/office/drawing/2016/5/14/chartex" xmlns:mc="http://schemas.openxmlformats.org/markup-compatibility/2006" xmlns:aink="http://schemas.microsoft.com/office/drawing/2016/ink" xmlns:am3d="http://schemas.microsoft.com/office/drawing/2017/model3d" xmlns:o="urn:schemas-microsoft-com:office:office" xmlns:oel="http://schemas.microsoft.com/office/2019/extlst" xmlns:r="http://schemas.openxmlformats.org/officeDocument/2006/relationships" xmlns:m="http://schemas.openxmlformats.org/officeDocument/2006/math" xmlns:v="urn:schemas-microsoft-com:vml" xmlns:wp14="http://schemas.microsoft.com/office/word/2010/wordprocessingDrawing" xmlns:wp="http://schemas.openxmlformats.org/drawingml/2006/wordprocessingDrawing" xmlns:w10="urn:schemas-microsoft-com:office:word" xmlns:w="http://schemas.openxmlformats.org/wordprocessingml/2006/main" xmlns:w14="http://schemas.microsoft.com/office/word/2010/wordml" xmlns:w15="http://schemas.microsoft.com/office/word/2012/wordml" xmlns:w16cex="http://schemas.microsoft.com/office/word/2018/wordml/cex" xmlns:w16cid="http://schemas.microsoft.com/office/word/2016/wordml/cid" xmlns:w16="http://schemas.microsoft.com/office/word/2018/wordml" xmlns:w16du="http://schemas.microsoft.com/office/word/2023/wordml/word16du" xmlns:w16sdtdh="http://schemas.microsoft.com/office/word/2020/wordml/sdtdatahash" xmlns:w16sdtfl="http://schemas.microsoft.com/office/word/2024/wordml/sdtformatlock" xmlns:w16se="http://schemas.microsoft.com/office/word/2015/wordml/symex" xmlns:wpg="http://schemas.microsoft.com/office/word/2010/wordprocessingGroup" xmlns:wpi="http://schemas.microsoft.com/office/word/2010/wordprocessingInk" xmlns:wne="http://schemas.microsoft.com/office/word/2006/wordml" xmlns:wps="http://schemas.microsoft.com/office/word/2010/wordprocessingShape" mc:Ignorable="w14 w15 w16se w16cid w16 w16cex w16sdtdh w16sdtfl w16du wp14">
+  <w:p>
+    <w:pPr>
+      <w:pStyle w:val="Header"/>
+    </w:pPr>
+  </w:p>
+</w:hdr>
+</file>
+
+<file path=word/header2.xml><?xml version="1.0" encoding="utf-8"?>
+<w:hdr xmlns:wpc="http://schemas.microsoft.com/office/word/2010/wordprocessingCanvas" xmlns:cx="http://schemas.microsoft.com/office/drawing/2014/chartex" xmlns:cx1="http://schemas.microsoft.com/office/drawing/2015/9/8/chartex" xmlns:cx2="http://schemas.microsoft.com/office/drawing/2015/10/21/chartex" xmlns:cx3="http://schemas.microsoft.com/office/drawing/2016/5/9/chartex" xmlns:cx4="http://schemas.microsoft.com/office/drawing/2016/5/10/chartex" xmlns:cx5="http://schemas.microsoft.com/office/drawing/2016/5/11/chartex" xmlns:cx6="http://schemas.microsoft.com/office/drawing/2016/5/12/chartex" xmlns:cx7="http://schemas.microsoft.com/office/drawing/2016/5/13/chartex" xmlns:cx8="http://schemas.microsoft.com/office/drawing/2016/5/14/chartex" xmlns:mc="http://schemas.openxmlformats.org/markup-compatibility/2006" xmlns:aink="http://schemas.microsoft.com/office/drawing/2016/ink" xmlns:am3d="http://schemas.microsoft.com/office/drawing/2017/model3d" xmlns:o="urn:schemas-microsoft-com:office:office" xmlns:oel="http://schemas.microsoft.com/office/2019/extlst" xmlns:r="http://schemas.openxmlformats.org/officeDocument/2006/relationships" xmlns:m="http://schemas.openxmlformats.org/officeDocument/2006/math" xmlns:v="urn:schemas-microsoft-com:vml" xmlns:wp14="http://schemas.microsoft.com/office/word/2010/wordprocessingDrawing" xmlns:wp="http://schemas.openxmlformats.org/drawingml/2006/wordprocessingDrawing" xmlns:w10="urn:schemas-microsoft-com:office:word" xmlns:w="http://schemas.openxmlformats.org/wordprocessingml/2006/main" xmlns:w14="http://schemas.microsoft.com/office/word/2010/wordml" xmlns:w15="http://schemas.microsoft.com/office/word/2012/wordml" xmlns:w16cex="http://schemas.microsoft.com/office/word/2018/wordml/cex" xmlns:w16cid="http://schemas.microsoft.com/office/word/2016/wordml/cid" xmlns:w16="http://schemas.microsoft.com/office/word/2018/wordml" xmlns:w16du="http://schemas.microsoft.com/office/word/2023/wordml/word16du" xmlns:w16sdtdh="http://schemas.microsoft.com/office/word/2020/wordml/sdtdatahash" xmlns:w16sdtfl="http://schemas.microsoft.com/office/word/2024/wordml/sdtformatlock" xmlns:w16se="http://schemas.microsoft.com/office/word/2015/wordml/symex" xmlns:wpg="http://schemas.microsoft.com/office/word/2010/wordprocessingGroup" xmlns:wpi="http://schemas.microsoft.com/office/word/2010/wordprocessingInk" xmlns:wne="http://schemas.microsoft.com/office/word/2006/wordml" xmlns:wps="http://schemas.microsoft.com/office/word/2010/wordprocessingShape" mc:Ignorable="w14 w15 w16se w16cid w16 w16cex w16sdtdh w16sdtfl w16du wp14">
+  <w:p>
+    <w:pPr>
+      <w:pStyle w:val="Header"/>
+    </w:pPr>
+  </w:p>
+</w:hdr>
+</file>
+
+<file path=word/header3.xml><?xml version="1.0" encoding="utf-8"?>
+<w:hdr xmlns:wpc="http://schemas.microsoft.com/office/word/2010/wordprocessingCanvas" xmlns:cx="http://schemas.microsoft.com/office/drawing/2014/chartex" xmlns:cx1="http://schemas.microsoft.com/office/drawing/2015/9/8/chartex" xmlns:cx2="http://schemas.microsoft.com/office/drawing/2015/10/21/chartex" xmlns:cx3="http://schemas.microsoft.com/office/drawing/2016/5/9/chartex" xmlns:cx4="http://schemas.microsoft.com/office/drawing/2016/5/10/chartex" xmlns:cx5="http://schemas.microsoft.com/office/drawing/2016/5/11/chartex" xmlns:cx6="http://schemas.microsoft.com/office/drawing/2016/5/12/chartex" xmlns:cx7="http://schemas.microsoft.com/office/drawing/2016/5/13/chartex" xmlns:cx8="http://schemas.microsoft.com/office/drawing/2016/5/14/chartex" xmlns:mc="http://schemas.openxmlformats.org/markup-compatibility/2006" xmlns:aink="http://schemas.microsoft.com/office/drawing/2016/ink" xmlns:am3d="http://schemas.microsoft.com/office/drawing/2017/model3d" xmlns:o="urn:schemas-microsoft-com:office:office" xmlns:oel="http://schemas.microsoft.com/office/2019/extlst" xmlns:r="http://schemas.openxmlformats.org/officeDocument/2006/relationships" xmlns:m="http://schemas.openxmlformats.org/officeDocument/2006/math" xmlns:v="urn:schemas-microsoft-com:vml" xmlns:wp14="http://schemas.microsoft.com/office/word/2010/wordprocessingDrawing" xmlns:wp="http://schemas.openxmlformats.org/drawingml/2006/wordprocessingDrawing" xmlns:w10="urn:schemas-microsoft-com:office:word" xmlns:w="http://schemas.openxmlformats.org/wordprocessingml/2006/main" xmlns:w14="http://schemas.microsoft.com/office/word/2010/wordml" xmlns:w15="http://schemas.microsoft.com/office/word/2012/wordml" xmlns:w16cex="http://schemas.microsoft.com/office/word/2018/wordml/cex" xmlns:w16cid="http://schemas.microsoft.com/office/word/2016/wordml/cid" xmlns:w16="http://schemas.microsoft.com/office/word/2018/wordml" xmlns:w16du="http://schemas.microsoft.com/office/word/2023/wordml/word16du" xmlns:w16sdtdh="http://schemas.microsoft.com/office/word/2020/wordml/sdtdatahash" xmlns:w16sdtfl="http://schemas.microsoft.com/office/word/2024/wordml/sdtformatlock" xmlns:w16se="http://schemas.microsoft.com/office/word/2015/wordml/symex" xmlns:wpg="http://schemas.microsoft.com/office/word/2010/wordprocessingGroup" xmlns:wpi="http://schemas.microsoft.com/office/word/2010/wordprocessingInk" xmlns:wne="http://schemas.microsoft.com/office/word/2006/wordml" xmlns:wps="http://schemas.microsoft.com/office/word/2010/wordprocessingShape" mc:Ignorable="w14 w15 w16se w16cid w16 w16cex w16sdtdh w16sdtfl w16du wp14">
+  <w:p>
+    <w:pPr>
+      <w:pStyle w:val="Header"/>
+    </w:pPr>
+  </w:p>
+</w:hdr>
+</file>
+
 <file path=word/styles.xml><?xml version="1.0" encoding="utf-8"?>
-<w:styles xmlns:mc="http://schemas.openxmlformats.org/markup-compatibility/2006" xmlns:r="http://schemas.openxmlformats.org/officeDocument/2006/relationships" xmlns:w="http://schemas.openxmlformats.org/wordprocessingml/2006/main" xmlns:w14="http://schemas.microsoft.com/office/word/2010/wordml" xmlns:w15="http://schemas.microsoft.com/office/word/2012/wordml" xmlns:w16cex="http://schemas.microsoft.com/office/word/2018/wordml/cex" xmlns:w16cid="http://schemas.microsoft.com/office/word/2016/wordml/cid" xmlns:w16="http://schemas.microsoft.com/office/word/2018/wordml" xmlns:w16sdtdh="http://schemas.microsoft.com/office/word/2020/wordml/sdtdatahash" xmlns:w16se="http://schemas.microsoft.com/office/word/2015/wordml/symex" mc:Ignorable="w14 w15 w16se w16cid w16 w16cex w16sdtdh">
+<w:styles xmlns:mc="http://schemas.openxmlformats.org/markup-compatibility/2006" xmlns:r="http://schemas.openxmlformats.org/officeDocument/2006/relationships" xmlns:w="http://schemas.openxmlformats.org/wordprocessingml/2006/main" xmlns:w14="http://schemas.microsoft.com/office/word/2010/wordml" xmlns:w15="http://schemas.microsoft.com/office/word/2012/wordml" xmlns:w16cex="http://schemas.microsoft.com/office/word/2018/wordml/cex" xmlns:w16cid="http://schemas.microsoft.com/office/word/2016/wordml/cid" xmlns:w16="http://schemas.microsoft.com/office/word/2018/wordml" xmlns:w16du="http://schemas.microsoft.com/office/word/2023/wordml/word16du" xmlns:w16sdtdh="http://schemas.microsoft.com/office/word/2020/wordml/sdtdatahash" xmlns:w16sdtfl="http://schemas.microsoft.com/office/word/2024/wordml/sdtformatlock" xmlns:w16se="http://schemas.microsoft.com/office/word/2015/wordml/symex" mc:Ignorable="w14 w15 w16se w16cid w16 w16cex w16sdtdh w16sdtfl w16du">
   <w:docDefaults>
     <w:rPrDefault>
       <w:rPr>
@@ -1534,6 +1861,50 @@
       <w:contextualSpacing/>
     </w:pPr>
   </w:style>
+  <w:style w:type="paragraph" w:styleId="Header">
+    <w:name w:val="header"/>
+    <w:basedOn w:val="Normal"/>
+    <w:link w:val="HeaderChar"/>
+    <w:uiPriority w:val="99"/>
+    <w:unhideWhenUsed/>
+    <w:rsid w:val="00B72B71"/>
+    <w:pPr>
+      <w:tabs>
+        <w:tab w:val="center" w:pos="4680"/>
+        <w:tab w:val="right" w:pos="9360"/>
+      </w:tabs>
+      <w:spacing w:after="0" w:line="240" w:lineRule="auto"/>
+    </w:pPr>
+  </w:style>
+  <w:style w:type="character" w:customStyle="1" w:styleId="HeaderChar">
+    <w:name w:val="Header Char"/>
+    <w:basedOn w:val="DefaultParagraphFont"/>
+    <w:link w:val="Header"/>
+    <w:uiPriority w:val="99"/>
+    <w:rsid w:val="00B72B71"/>
+  </w:style>
+  <w:style w:type="paragraph" w:styleId="Footer">
+    <w:name w:val="footer"/>
+    <w:basedOn w:val="Normal"/>
+    <w:link w:val="FooterChar"/>
+    <w:uiPriority w:val="99"/>
+    <w:unhideWhenUsed/>
+    <w:rsid w:val="00B72B71"/>
+    <w:pPr>
+      <w:tabs>
+        <w:tab w:val="center" w:pos="4680"/>
+        <w:tab w:val="right" w:pos="9360"/>
+      </w:tabs>
+      <w:spacing w:after="0" w:line="240" w:lineRule="auto"/>
+    </w:pPr>
+  </w:style>
+  <w:style w:type="character" w:customStyle="1" w:styleId="FooterChar">
+    <w:name w:val="Footer Char"/>
+    <w:basedOn w:val="DefaultParagraphFont"/>
+    <w:link w:val="Footer"/>
+    <w:uiPriority w:val="99"/>
+    <w:rsid w:val="00B72B71"/>
+  </w:style>
 </w:styles>
 </file>
 
